--- a/public/3 summarized books/From Addicts to Leaders/lesson-information/general/chapter2/Lesson 7.docx
+++ b/public/3 summarized books/From Addicts to Leaders/lesson-information/general/chapter2/Lesson 7.docx
@@ -28,7 +28,7 @@
     </w:p>
     <w:p>
       <w:r>
-        <w:t xml:space="preserve">Estimated Minutes: 8</w:t>
+        <w:t xml:space="preserve">Estimated Minutes: 12</w:t>
       </w:r>
     </w:p>
     <w:p>
@@ -46,7 +46,7 @@
     </w:p>
     <w:p>
       <w:r>
-        <w:t xml:space="preserve">Change becomes believable when it becomes visible.</w:t>
+        <w:t xml:space="preserve">Change becomes believable when it becomes visible. This lesson sits inside The Individual and Inner Change, where the focus is understanding the whole person, purpose, character, addictive behavior, and why freedom needs inner renewal. For someone rebuilding life after addiction and learning to live with responsibility, trust, and purpose, this matters because growth is not created by information alone. It grows when truth becomes something you can recognize, practice, and return to in ordinary moments. As you begin, do not rush to prove that you already understand the lesson. Let the topic name something honestly. Notice where it touches your story, your habits, your relationships, and the way you respond when life becomes difficult.</w:t>
       </w:r>
     </w:p>
     <w:p>
@@ -68,6 +68,31 @@
       </w:r>
     </w:p>
     <w:p>
+      <w:r>
+        <w:t xml:space="preserve">This course is about moving beyond survival into steady leadership of self, family, and daily responsibility. The theme of &amp;quot;Renewing Lifestyle, Habits, and Responsibility&amp;quot; is not meant to remain a slogan. It is meant to become a practical lens for daily life. When this truth is taken seriously, it changes the way a person interprets pressure, choices, relationships, and responsibility.</w:t>
+      </w:r>
+    </w:p>
+    <w:p>
+      <w:r>
+        <w:t xml:space="preserve">A shallow response would be to agree with the idea and move on. A deeper response asks, &amp;quot;Where does this need to become visible in me?&amp;quot; That question matters because lasting change is usually built in ordinary places: the conversation you handle differently, the boundary you keep, the apology you make, the temptation you interrupt, or the small responsibility you finally carry without excuse.</w:t>
+      </w:r>
+    </w:p>
+    <w:p>
+      <w:r>
+        <w:t xml:space="preserve">The chapter context is important here: Understanding the whole person, purpose, character, addictive behavior, and why freedom needs inner renewal. This means the lesson is not standing alone. It is part of a larger movement from awareness into practice. You are learning to see patterns clearly, name what is unhealthy, and choose a response that supports a stronger future.</w:t>
+      </w:r>
+    </w:p>
+    <w:p>
+      <w:r>
+        <w:t xml:space="preserve">In practical terms, this lesson asks you to slow down enough to notice what has been shaping your choices. Some patterns are obvious, but many are quiet. They show up in tone, delay, avoidance, defensiveness, secrecy, fear, control, or the need to escape discomfort. Growth begins when those patterns are brought into the light without shame and without denial.</w:t>
+      </w:r>
+    </w:p>
+    <w:p>
+      <w:r>
+        <w:t xml:space="preserve">The goal is not perfection by the end of the lesson. The goal is honest movement. Take one clear idea from this teaching and connect it to one real situation in your life. If you can name where it applies, you can begin practicing it. If you can practice it repeatedly, it can become part of your character and not only part of your knowledge.</w:t>
+      </w:r>
+    </w:p>
+    <w:p>
       <w:pPr>
         <w:pStyle w:val="Heading2"/>
       </w:pPr>
@@ -77,7 +102,7 @@
     </w:p>
     <w:p>
       <w:r>
-        <w:t xml:space="preserve">Stability is built through repetition, not dramatic promises.</w:t>
+        <w:t xml:space="preserve">Stability is built through repetition, not dramatic promises. Do not underestimate the importance of one honest adjustment. Most people want change to arrive all at once, but deep change is usually formed through repeated choices that seem small at first. Let this lesson become a mirror, not a weapon. A mirror helps you see clearly so you can respond wisely. It is not there to condemn you; it is there to help you stop living blindly.</w:t>
       </w:r>
     </w:p>
     <w:p>
@@ -95,7 +120,7 @@
     </w:p>
     <w:p>
       <w:r>
-        <w:t xml:space="preserve">Think about rhythms that make clarity and responsibility more likely.</w:t>
+        <w:t xml:space="preserve">Think about rhythms that make clarity and responsibility more likely. Take a few minutes before answering. Think about a real situation from the last week, not only a general idea. Where did this lesson show up in your choices, words, thoughts, or relationships? Try to answer without defending yourself and without attacking yourself. The most useful reflection is specific, honest, and kind enough to lead to action. If you notice discomfort, pay attention to it. It may be pointing to an area where growth is ready to begin.</w:t>
       </w:r>
     </w:p>
     <w:p>
@@ -108,7 +133,7 @@
     </w:p>
     <w:p>
       <w:r>
-        <w:t xml:space="preserve">Prompt: Design a simple daily rhythm that supports responsibility and clarity.</w:t>
+        <w:t xml:space="preserve">Prompt: Design a simple daily rhythm that supports responsibility and clarity. Use concrete examples rather than broad statements. Describe what has been happening, how you usually respond, and what a healthier response could look like. Then write one sentence beginning with, &amp;quot;The next faithful step I can take is...&amp;quot;</w:t>
       </w:r>
     </w:p>
     <w:p>
@@ -126,7 +151,7 @@
     </w:p>
     <w:p>
       <w:r>
-        <w:t xml:space="preserve">Follow one new healthy routine for the next three days.</w:t>
+        <w:t xml:space="preserve">Follow one new healthy routine for the next three days. Make the action small enough to complete today and clear enough that you will know whether you did it. Do not choose something vague like &amp;quot;be better.&amp;quot; Choose a visible action: make the call, write the apology, set the boundary, ask the question, finish the task, remove the trigger, or create the routine. At the end of the day, notice what happened. What was easy? What resisted you? What did you learn about yourself? That review is part of the action because it turns experience into wisdom.</w:t>
       </w:r>
     </w:p>
     <w:p>
@@ -144,7 +169,7 @@
     </w:p>
     <w:p>
       <w:r>
-        <w:t xml:space="preserve">Steady rhythms make healthy identity more believable.</w:t>
+        <w:t xml:space="preserve">Steady rhythms make healthy identity more believable. Carry this lesson gently but seriously. You do not need to master everything today, but you do need to keep moving with honesty. One lesson becomes powerful when it is practiced after the screen is closed. Let the next step be simple, visible, and true.</w:t>
       </w:r>
     </w:p>
     <w:sectPr>

--- a/public/3 summarized books/From Addicts to Leaders/lesson-information/general/chapter2/Lesson 7.docx
+++ b/public/3 summarized books/From Addicts to Leaders/lesson-information/general/chapter2/Lesson 7.docx
@@ -28,7 +28,7 @@
     </w:p>
     <w:p>
       <w:r>
-        <w:t xml:space="preserve">Estimated Minutes: 12</w:t>
+        <w:t xml:space="preserve">Estimated Minutes: 15</w:t>
       </w:r>
     </w:p>
     <w:p>
@@ -69,12 +69,12 @@
     </w:p>
     <w:p>
       <w:r>
-        <w:t xml:space="preserve">This course is about moving beyond survival into steady leadership of self, family, and daily responsibility. The theme of &amp;quot;Renewing Lifestyle, Habits, and Responsibility&amp;quot; is not meant to remain a slogan. It is meant to become a practical lens for daily life. When this truth is taken seriously, it changes the way a person interprets pressure, choices, relationships, and responsibility.</w:t>
-      </w:r>
-    </w:p>
-    <w:p>
-      <w:r>
-        <w:t xml:space="preserve">A shallow response would be to agree with the idea and move on. A deeper response asks, &amp;quot;Where does this need to become visible in me?&amp;quot; That question matters because lasting change is usually built in ordinary places: the conversation you handle differently, the boundary you keep, the apology you make, the temptation you interrupt, or the small responsibility you finally carry without excuse.</w:t>
+        <w:t xml:space="preserve">This course is about moving beyond survival into steady leadership of self, family, and daily responsibility. The theme of "Renewing Lifestyle, Habits, and Responsibility" is not meant to remain a slogan. It is meant to become a practical lens for daily life. When this truth is taken seriously, it changes the way a person interprets pressure, choices, relationships, and responsibility.</w:t>
+      </w:r>
+    </w:p>
+    <w:p>
+      <w:r>
+        <w:t xml:space="preserve">A shallow response would be to agree with the idea and move on. A deeper response asks, "Where does this need to become visible in me?" That question matters because lasting change is usually built in ordinary places: the conversation you handle differently, the boundary you keep, the apology you make, the temptation you interrupt, or the small responsibility you finally carry without excuse.</w:t>
       </w:r>
     </w:p>
     <w:p>
@@ -97,7 +97,7 @@
         <w:pStyle w:val="Heading2"/>
       </w:pPr>
       <w:r>
-        <w:t xml:space="preserve">Step 3: Mentor Note</w:t>
+        <w:t xml:space="preserve">Step 3: Reflection Quote</w:t>
       </w:r>
     </w:p>
     <w:p>
@@ -110,7 +110,25 @@
         <w:pStyle w:val="Heading2"/>
       </w:pPr>
       <w:r>
-        <w:t xml:space="preserve">Step 4: Pause &amp; Reflect</w:t>
+        <w:t xml:space="preserve">Step 4: Video</w:t>
+      </w:r>
+    </w:p>
+    <w:p>
+      <w:r>
+        <w:t xml:space="preserve">Title: Renewing Lifestyle, Habits, and Responsibility</w:t>
+      </w:r>
+    </w:p>
+    <w:p>
+      <w:r>
+        <w:t xml:space="preserve">Explain the lesson in a calm mentor voice. Connect the teaching to daily recovery, character, trust, responsibility, and visible change. Use "Daily renewal" as the main idea, then give one practical example the learner can recognize in ordinary life.</w:t>
+      </w:r>
+    </w:p>
+    <w:p>
+      <w:pPr>
+        <w:pStyle w:val="Heading2"/>
+      </w:pPr>
+      <w:r>
+        <w:t xml:space="preserve">Step 5: Pause &amp; Reflect</w:t>
       </w:r>
     </w:p>
     <w:p>
@@ -128,20 +146,33 @@
         <w:pStyle w:val="Heading2"/>
       </w:pPr>
       <w:r>
-        <w:t xml:space="preserve">Step 5: Journal</w:t>
-      </w:r>
-    </w:p>
-    <w:p>
-      <w:r>
-        <w:t xml:space="preserve">Prompt: Design a simple daily rhythm that supports responsibility and clarity. Use concrete examples rather than broad statements. Describe what has been happening, how you usually respond, and what a healthier response could look like. Then write one sentence beginning with, &amp;quot;The next faithful step I can take is...&amp;quot;</w:t>
-      </w:r>
-    </w:p>
-    <w:p>
-      <w:pPr>
-        <w:pStyle w:val="Heading2"/>
-      </w:pPr>
-      <w:r>
-        <w:t xml:space="preserve">Step 6: Daily Action</w:t>
+        <w:t xml:space="preserve">Step 6: Journal</w:t>
+      </w:r>
+    </w:p>
+    <w:p>
+      <w:r>
+        <w:t xml:space="preserve">Prompt: Design a simple daily rhythm that supports responsibility and clarity. Use concrete examples rather than broad statements. Describe what has been happening, how you usually respond, and what a healthier response could look like. Then write one sentence beginning with, "The next faithful step I can take is..."</w:t>
+      </w:r>
+    </w:p>
+    <w:p>
+      <w:pPr>
+        <w:pStyle w:val="Heading2"/>
+      </w:pPr>
+      <w:r>
+        <w:t xml:space="preserve">Step 7: Mood Check-In</w:t>
+      </w:r>
+    </w:p>
+    <w:p>
+      <w:r>
+        <w:t xml:space="preserve">Question: How steady and responsible do you feel about practicing renewing lifestyle, habits, and responsibility today?</w:t>
+      </w:r>
+    </w:p>
+    <w:p>
+      <w:pPr>
+        <w:pStyle w:val="Heading2"/>
+      </w:pPr>
+      <w:r>
+        <w:t xml:space="preserve">Step 8: Action</w:t>
       </w:r>
     </w:p>
     <w:p>
@@ -151,15 +182,124 @@
     </w:p>
     <w:p>
       <w:r>
-        <w:t xml:space="preserve">Follow one new healthy routine for the next three days. Make the action small enough to complete today and clear enough that you will know whether you did it. Do not choose something vague like &amp;quot;be better.&amp;quot; Choose a visible action: make the call, write the apology, set the boundary, ask the question, finish the task, remove the trigger, or create the routine. At the end of the day, notice what happened. What was easy? What resisted you? What did you learn about yourself? That review is part of the action because it turns experience into wisdom.</w:t>
-      </w:r>
-    </w:p>
-    <w:p>
-      <w:pPr>
-        <w:pStyle w:val="Heading2"/>
-      </w:pPr>
-      <w:r>
-        <w:t xml:space="preserve">Step 7: Complete</w:t>
+        <w:t xml:space="preserve">Follow one new healthy routine for the next three days. Make the action small enough to complete today and clear enough that you will know whether you did it. Do not choose something vague like "be better." Choose a visible action: make the call, write the apology, set the boundary, ask the question, finish the task, remove the trigger, or create the routine. At the end of the day, notice what happened. What was easy? What resisted you? What did you learn about yourself? That review is part of the action because it turns experience into wisdom.</w:t>
+      </w:r>
+    </w:p>
+    <w:p>
+      <w:pPr>
+        <w:pStyle w:val="Heading2"/>
+      </w:pPr>
+      <w:r>
+        <w:t xml:space="preserve">Step 9: Reflection Quote</w:t>
+      </w:r>
+    </w:p>
+    <w:p>
+      <w:r>
+        <w:t xml:space="preserve">Steady rhythms make healthy identity more believable. Carry this lesson gently but seriously. You do not need to master everything today, but you do need to keep moving with honesty. One lesson becomes powerful when it is practiced after the screen is closed. Let the next step be simple, visible, and true.</w:t>
+      </w:r>
+    </w:p>
+    <w:p>
+      <w:pPr>
+        <w:pStyle w:val="Heading2"/>
+      </w:pPr>
+      <w:r>
+        <w:t xml:space="preserve">Step 10: Reflection Check</w:t>
+      </w:r>
+    </w:p>
+    <w:p>
+      <w:r>
+        <w:t xml:space="preserve">Question: What is the main focus of this lesson?</w:t>
+      </w:r>
+    </w:p>
+    <w:p>
+      <w:r>
+        <w:t xml:space="preserve">- Renewing Lifestyle, Habits, and Responsibility through Daily renewal (correct)</w:t>
+      </w:r>
+      <w:r>
+        <w:br/>
+      </w:r>
+      <w:r>
+        <w:t xml:space="preserve">- The Individual and Inner Change</w:t>
+      </w:r>
+      <w:r>
+        <w:br/>
+      </w:r>
+      <w:r>
+        <w:t xml:space="preserve">- Avoiding all reflection</w:t>
+      </w:r>
+      <w:r>
+        <w:br/>
+      </w:r>
+      <w:r>
+        <w:t xml:space="preserve">- Finishing quickly</w:t>
+      </w:r>
+    </w:p>
+    <w:p>
+      <w:pPr>
+        <w:pStyle w:val="Heading2"/>
+      </w:pPr>
+      <w:r>
+        <w:t xml:space="preserve">Step 11: Reflection Check</w:t>
+      </w:r>
+    </w:p>
+    <w:p>
+      <w:r>
+        <w:t xml:space="preserve">Question: What should this lesson lead toward?</w:t>
+      </w:r>
+    </w:p>
+    <w:p>
+      <w:r>
+        <w:t xml:space="preserve">- responsible change shown through Practice a steady rhythm (correct)</w:t>
+      </w:r>
+      <w:r>
+        <w:br/>
+      </w:r>
+      <w:r>
+        <w:t xml:space="preserve">- More shame</w:t>
+      </w:r>
+      <w:r>
+        <w:br/>
+      </w:r>
+      <w:r>
+        <w:t xml:space="preserve">- Less awareness</w:t>
+      </w:r>
+      <w:r>
+        <w:br/>
+      </w:r>
+      <w:r>
+        <w:t xml:space="preserve">- Ignoring responsibility</w:t>
+      </w:r>
+    </w:p>
+    <w:p>
+      <w:pPr>
+        <w:pStyle w:val="Heading2"/>
+      </w:pPr>
+      <w:r>
+        <w:t xml:space="preserve">Step 12: Reflection Check</w:t>
+      </w:r>
+    </w:p>
+    <w:p>
+      <w:r>
+        <w:t xml:space="preserve">Question: True or False: Recovery is only about stopping destructive behavior.</w:t>
+      </w:r>
+    </w:p>
+    <w:p>
+      <w:r>
+        <w:t xml:space="preserve">- False (correct)</w:t>
+      </w:r>
+      <w:r>
+        <w:br/>
+      </w:r>
+      <w:r>
+        <w:t xml:space="preserve">- True</w:t>
+      </w:r>
+    </w:p>
+    <w:p>
+      <w:pPr>
+        <w:pStyle w:val="Heading2"/>
+      </w:pPr>
+      <w:r>
+        <w:t xml:space="preserve">Step 13: Complete</w:t>
       </w:r>
     </w:p>
     <w:p>

--- a/public/3 summarized books/From Addicts to Leaders/lesson-information/general/chapter2/Lesson 7.docx
+++ b/public/3 summarized books/From Addicts to Leaders/lesson-information/general/chapter2/Lesson 7.docx
@@ -4,18 +4,10 @@
   <w:body>
     <w:p>
       <w:pPr>
-        <w:pStyle w:val="Title"/>
-      </w:pPr>
-      <w:r>
-        <w:t xml:space="preserve">Course: From Addicts to Leaders</w:t>
-      </w:r>
-    </w:p>
-    <w:p>
-      <w:pPr>
-        <w:pStyle w:val="Heading1"/>
-      </w:pPr>
-      <w:r>
-        <w:t xml:space="preserve">Chapter 2: The Individual and Inner Change</w:t>
+        <w:pStyle w:val="Heading1"/>
+      </w:pPr>
+      <w:r>
+        <w:t xml:space="preserve">COURSE: From Addicts to Leaders</w:t>
       </w:r>
     </w:p>
     <w:p>
@@ -23,195 +15,285 @@
         <w:pStyle w:val="Heading2"/>
       </w:pPr>
       <w:r>
-        <w:t xml:space="preserve">Lesson 7: Renewing Lifestyle, Habits, and Responsibility</w:t>
-      </w:r>
-    </w:p>
-    <w:p>
-      <w:r>
-        <w:t xml:space="preserve">Estimated Minutes: 15</w:t>
-      </w:r>
-    </w:p>
-    <w:p>
-      <w:pPr>
-        <w:pStyle w:val="Heading2"/>
-      </w:pPr>
-      <w:r>
-        <w:t xml:space="preserve">Step 1: Welcome</w:t>
-      </w:r>
-    </w:p>
-    <w:p>
+        <w:t xml:space="preserve">CHAPTER 2: The Individual and Inner Change</w:t>
+      </w:r>
+    </w:p>
+    <w:p>
+      <w:pPr>
+        <w:pStyle w:val="Heading3"/>
+      </w:pPr>
+      <w:r>
+        <w:t xml:space="preserve">LESSON 7: Renewing Lifestyle, Habits, and Responsibility</w:t>
+      </w:r>
+    </w:p>
+    <w:p>
+      <w:pPr>
+        <w:pStyle w:val="FirstParagraph"/>
+      </w:pPr>
+      <w:r>
+        <w:t xml:space="preserve">estimated_minutes: 15</w:t>
+      </w:r>
+    </w:p>
+    <w:p>
+      <w:pPr>
+        <w:pStyle w:val="FirstParagraph"/>
+      </w:pPr>
+      <w:r>
+        <w:t xml:space="preserve">sort_order: 7</w:t>
+      </w:r>
+    </w:p>
+    <w:p>
+      <w:pPr>
+        <w:pStyle w:val="FirstParagraph"/>
+      </w:pPr>
+      <w:r>
+        <w:t xml:space="preserve">is_published: true</w:t>
+      </w:r>
+    </w:p>
+    <w:p>
+      <w:pPr>
+        <w:pStyle w:val="Heading1"/>
+      </w:pPr>
+      <w:r>
+        <w:t xml:space="preserve">STEP 1: WELCOME</w:t>
+      </w:r>
+    </w:p>
+    <w:p>
+      <w:pPr>
+        <w:pStyle w:val="FirstParagraph"/>
+      </w:pPr>
       <w:r>
         <w:t xml:space="preserve">Title: Visible change</w:t>
       </w:r>
     </w:p>
     <w:p>
+      <w:pPr>
+        <w:pStyle w:val="BodyText"/>
+      </w:pPr>
       <w:r>
         <w:t xml:space="preserve">Change becomes believable when it becomes visible. This lesson sits inside The Individual and Inner Change, where the focus is understanding the whole person, purpose, character, addictive behavior, and why freedom needs inner renewal. For someone rebuilding life after addiction and learning to live with responsibility, trust, and purpose, this matters because growth is not created by information alone. It grows when truth becomes something you can recognize, practice, and return to in ordinary moments. As you begin, do not rush to prove that you already understand the lesson. Let the topic name something honestly. Notice where it touches your story, your habits, your relationships, and the way you respond when life becomes difficult.</w:t>
       </w:r>
     </w:p>
     <w:p>
       <w:pPr>
-        <w:pStyle w:val="Heading2"/>
-      </w:pPr>
-      <w:r>
-        <w:t xml:space="preserve">Step 2: Teaching</w:t>
-      </w:r>
-    </w:p>
-    <w:p>
+        <w:pStyle w:val="Heading1"/>
+      </w:pPr>
+      <w:r>
+        <w:t xml:space="preserve">STEP 2: TEACHING</w:t>
+      </w:r>
+    </w:p>
+    <w:p>
+      <w:pPr>
+        <w:pStyle w:val="FirstParagraph"/>
+      </w:pPr>
       <w:r>
         <w:t xml:space="preserve">Title: Daily renewal</w:t>
       </w:r>
     </w:p>
     <w:p>
+      <w:pPr>
+        <w:pStyle w:val="BodyText"/>
+      </w:pPr>
       <w:r>
         <w:t xml:space="preserve">This lesson turns toward routines, habits, and repeated responsibility. Trust grows where change becomes daily and observable.</w:t>
       </w:r>
     </w:p>
     <w:p>
+      <w:pPr>
+        <w:pStyle w:val="BodyText"/>
+      </w:pPr>
       <w:r>
         <w:t xml:space="preserve">This course is about moving beyond survival into steady leadership of self, family, and daily responsibility. The theme of "Renewing Lifestyle, Habits, and Responsibility" is not meant to remain a slogan. It is meant to become a practical lens for daily life. When this truth is taken seriously, it changes the way a person interprets pressure, choices, relationships, and responsibility.</w:t>
       </w:r>
     </w:p>
     <w:p>
+      <w:pPr>
+        <w:pStyle w:val="BodyText"/>
+      </w:pPr>
       <w:r>
         <w:t xml:space="preserve">A shallow response would be to agree with the idea and move on. A deeper response asks, "Where does this need to become visible in me?" That question matters because lasting change is usually built in ordinary places: the conversation you handle differently, the boundary you keep, the apology you make, the temptation you interrupt, or the small responsibility you finally carry without excuse.</w:t>
       </w:r>
     </w:p>
     <w:p>
+      <w:pPr>
+        <w:pStyle w:val="BodyText"/>
+      </w:pPr>
       <w:r>
         <w:t xml:space="preserve">The chapter context is important here: Understanding the whole person, purpose, character, addictive behavior, and why freedom needs inner renewal. This means the lesson is not standing alone. It is part of a larger movement from awareness into practice. You are learning to see patterns clearly, name what is unhealthy, and choose a response that supports a stronger future.</w:t>
       </w:r>
     </w:p>
     <w:p>
+      <w:pPr>
+        <w:pStyle w:val="BodyText"/>
+      </w:pPr>
       <w:r>
         <w:t xml:space="preserve">In practical terms, this lesson asks you to slow down enough to notice what has been shaping your choices. Some patterns are obvious, but many are quiet. They show up in tone, delay, avoidance, defensiveness, secrecy, fear, control, or the need to escape discomfort. Growth begins when those patterns are brought into the light without shame and without denial.</w:t>
       </w:r>
     </w:p>
     <w:p>
+      <w:pPr>
+        <w:pStyle w:val="BodyText"/>
+      </w:pPr>
       <w:r>
         <w:t xml:space="preserve">The goal is not perfection by the end of the lesson. The goal is honest movement. Take one clear idea from this teaching and connect it to one real situation in your life. If you can name where it applies, you can begin practicing it. If you can practice it repeatedly, it can become part of your character and not only part of your knowledge.</w:t>
       </w:r>
     </w:p>
     <w:p>
       <w:pPr>
-        <w:pStyle w:val="Heading2"/>
-      </w:pPr>
-      <w:r>
-        <w:t xml:space="preserve">Step 3: Reflection Quote</w:t>
-      </w:r>
-    </w:p>
-    <w:p>
+        <w:pStyle w:val="Heading1"/>
+      </w:pPr>
+      <w:r>
+        <w:t xml:space="preserve">STEP 3: REFLECTION QUOTE</w:t>
+      </w:r>
+    </w:p>
+    <w:p>
+      <w:pPr>
+        <w:pStyle w:val="BodyText"/>
+      </w:pPr>
       <w:r>
         <w:t xml:space="preserve">Stability is built through repetition, not dramatic promises. Do not underestimate the importance of one honest adjustment. Most people want change to arrive all at once, but deep change is usually formed through repeated choices that seem small at first. Let this lesson become a mirror, not a weapon. A mirror helps you see clearly so you can respond wisely. It is not there to condemn you; it is there to help you stop living blindly.</w:t>
       </w:r>
     </w:p>
     <w:p>
       <w:pPr>
-        <w:pStyle w:val="Heading2"/>
-      </w:pPr>
-      <w:r>
-        <w:t xml:space="preserve">Step 4: Video</w:t>
-      </w:r>
-    </w:p>
-    <w:p>
+        <w:pStyle w:val="Heading1"/>
+      </w:pPr>
+      <w:r>
+        <w:t xml:space="preserve">STEP 4: VIDEO</w:t>
+      </w:r>
+    </w:p>
+    <w:p>
+      <w:pPr>
+        <w:pStyle w:val="FirstParagraph"/>
+      </w:pPr>
       <w:r>
         <w:t xml:space="preserve">Title: Renewing Lifestyle, Habits, and Responsibility</w:t>
       </w:r>
     </w:p>
     <w:p>
+      <w:pPr>
+        <w:pStyle w:val="BodyText"/>
+      </w:pPr>
       <w:r>
         <w:t xml:space="preserve">Explain the lesson in a calm mentor voice. Connect the teaching to daily recovery, character, trust, responsibility, and visible change. Use "Daily renewal" as the main idea, then give one practical example the learner can recognize in ordinary life.</w:t>
       </w:r>
     </w:p>
     <w:p>
       <w:pPr>
-        <w:pStyle w:val="Heading2"/>
-      </w:pPr>
-      <w:r>
-        <w:t xml:space="preserve">Step 5: Pause &amp; Reflect</w:t>
-      </w:r>
-    </w:p>
-    <w:p>
+        <w:pStyle w:val="Heading1"/>
+      </w:pPr>
+      <w:r>
+        <w:t xml:space="preserve">STEP 5: PAUSE &amp; REFLECT</w:t>
+      </w:r>
+    </w:p>
+    <w:p>
+      <w:pPr>
+        <w:pStyle w:val="FirstParagraph"/>
+      </w:pPr>
       <w:r>
         <w:t xml:space="preserve">Question: What daily habit would most strengthen your recovery?</w:t>
       </w:r>
     </w:p>
     <w:p>
+      <w:pPr>
+        <w:pStyle w:val="BodyText"/>
+      </w:pPr>
       <w:r>
         <w:t xml:space="preserve">Think about rhythms that make clarity and responsibility more likely. Take a few minutes before answering. Think about a real situation from the last week, not only a general idea. Where did this lesson show up in your choices, words, thoughts, or relationships? Try to answer without defending yourself and without attacking yourself. The most useful reflection is specific, honest, and kind enough to lead to action. If you notice discomfort, pay attention to it. It may be pointing to an area where growth is ready to begin.</w:t>
       </w:r>
     </w:p>
     <w:p>
       <w:pPr>
-        <w:pStyle w:val="Heading2"/>
-      </w:pPr>
-      <w:r>
-        <w:t xml:space="preserve">Step 6: Journal</w:t>
-      </w:r>
-    </w:p>
-    <w:p>
+        <w:pStyle w:val="Heading1"/>
+      </w:pPr>
+      <w:r>
+        <w:t xml:space="preserve">STEP 6: JOURNAL</w:t>
+      </w:r>
+    </w:p>
+    <w:p>
+      <w:pPr>
+        <w:pStyle w:val="FirstParagraph"/>
+      </w:pPr>
       <w:r>
         <w:t xml:space="preserve">Prompt: Design a simple daily rhythm that supports responsibility and clarity. Use concrete examples rather than broad statements. Describe what has been happening, how you usually respond, and what a healthier response could look like. Then write one sentence beginning with, "The next faithful step I can take is..."</w:t>
       </w:r>
     </w:p>
     <w:p>
       <w:pPr>
-        <w:pStyle w:val="Heading2"/>
-      </w:pPr>
-      <w:r>
-        <w:t xml:space="preserve">Step 7: Mood Check-In</w:t>
-      </w:r>
-    </w:p>
-    <w:p>
+        <w:pStyle w:val="Heading1"/>
+      </w:pPr>
+      <w:r>
+        <w:t xml:space="preserve">STEP 7: MOOD CHECK-IN</w:t>
+      </w:r>
+    </w:p>
+    <w:p>
+      <w:pPr>
+        <w:pStyle w:val="FirstParagraph"/>
+      </w:pPr>
       <w:r>
         <w:t xml:space="preserve">Question: How steady and responsible do you feel about practicing renewing lifestyle, habits, and responsibility today?</w:t>
       </w:r>
     </w:p>
     <w:p>
       <w:pPr>
-        <w:pStyle w:val="Heading2"/>
-      </w:pPr>
-      <w:r>
-        <w:t xml:space="preserve">Step 8: Action</w:t>
-      </w:r>
-    </w:p>
-    <w:p>
+        <w:pStyle w:val="Heading1"/>
+      </w:pPr>
+      <w:r>
+        <w:t xml:space="preserve">STEP 8: ACTION</w:t>
+      </w:r>
+    </w:p>
+    <w:p>
+      <w:pPr>
+        <w:pStyle w:val="FirstParagraph"/>
+      </w:pPr>
       <w:r>
         <w:t xml:space="preserve">Title: Practice a steady rhythm</w:t>
       </w:r>
     </w:p>
     <w:p>
+      <w:pPr>
+        <w:pStyle w:val="BodyText"/>
+      </w:pPr>
       <w:r>
         <w:t xml:space="preserve">Follow one new healthy routine for the next three days. Make the action small enough to complete today and clear enough that you will know whether you did it. Do not choose something vague like "be better." Choose a visible action: make the call, write the apology, set the boundary, ask the question, finish the task, remove the trigger, or create the routine. At the end of the day, notice what happened. What was easy? What resisted you? What did you learn about yourself? That review is part of the action because it turns experience into wisdom.</w:t>
       </w:r>
     </w:p>
     <w:p>
       <w:pPr>
-        <w:pStyle w:val="Heading2"/>
-      </w:pPr>
-      <w:r>
-        <w:t xml:space="preserve">Step 9: Reflection Quote</w:t>
-      </w:r>
-    </w:p>
-    <w:p>
+        <w:pStyle w:val="Heading1"/>
+      </w:pPr>
+      <w:r>
+        <w:t xml:space="preserve">STEP 9: REFLECTION QUOTE</w:t>
+      </w:r>
+    </w:p>
+    <w:p>
+      <w:pPr>
+        <w:pStyle w:val="BodyText"/>
+      </w:pPr>
       <w:r>
         <w:t xml:space="preserve">Steady rhythms make healthy identity more believable. Carry this lesson gently but seriously. You do not need to master everything today, but you do need to keep moving with honesty. One lesson becomes powerful when it is practiced after the screen is closed. Let the next step be simple, visible, and true.</w:t>
       </w:r>
     </w:p>
     <w:p>
       <w:pPr>
-        <w:pStyle w:val="Heading2"/>
-      </w:pPr>
-      <w:r>
-        <w:t xml:space="preserve">Step 10: Reflection Check</w:t>
-      </w:r>
-    </w:p>
-    <w:p>
+        <w:pStyle w:val="Heading1"/>
+      </w:pPr>
+      <w:r>
+        <w:t xml:space="preserve">STEP 10: REFLECTION CHECK</w:t>
+      </w:r>
+    </w:p>
+    <w:p>
+      <w:pPr>
+        <w:pStyle w:val="FirstParagraph"/>
+      </w:pPr>
       <w:r>
         <w:t xml:space="preserve">Question: What is the main focus of this lesson?</w:t>
       </w:r>
     </w:p>
     <w:p>
+      <w:pPr>
+        <w:pStyle w:val="BodyText"/>
+      </w:pPr>
       <w:r>
         <w:t xml:space="preserve">- Renewing Lifestyle, Habits, and Responsibility through Daily renewal (correct)</w:t>
       </w:r>
@@ -236,18 +318,24 @@
     </w:p>
     <w:p>
       <w:pPr>
-        <w:pStyle w:val="Heading2"/>
-      </w:pPr>
-      <w:r>
-        <w:t xml:space="preserve">Step 11: Reflection Check</w:t>
-      </w:r>
-    </w:p>
-    <w:p>
+        <w:pStyle w:val="Heading1"/>
+      </w:pPr>
+      <w:r>
+        <w:t xml:space="preserve">STEP 11: REFLECTION CHECK</w:t>
+      </w:r>
+    </w:p>
+    <w:p>
+      <w:pPr>
+        <w:pStyle w:val="FirstParagraph"/>
+      </w:pPr>
       <w:r>
         <w:t xml:space="preserve">Question: What should this lesson lead toward?</w:t>
       </w:r>
     </w:p>
     <w:p>
+      <w:pPr>
+        <w:pStyle w:val="BodyText"/>
+      </w:pPr>
       <w:r>
         <w:t xml:space="preserve">- responsible change shown through Practice a steady rhythm (correct)</w:t>
       </w:r>
@@ -272,18 +360,24 @@
     </w:p>
     <w:p>
       <w:pPr>
-        <w:pStyle w:val="Heading2"/>
-      </w:pPr>
-      <w:r>
-        <w:t xml:space="preserve">Step 12: Reflection Check</w:t>
-      </w:r>
-    </w:p>
-    <w:p>
+        <w:pStyle w:val="Heading1"/>
+      </w:pPr>
+      <w:r>
+        <w:t xml:space="preserve">STEP 12: REFLECTION CHECK</w:t>
+      </w:r>
+    </w:p>
+    <w:p>
+      <w:pPr>
+        <w:pStyle w:val="FirstParagraph"/>
+      </w:pPr>
       <w:r>
         <w:t xml:space="preserve">Question: True or False: Recovery is only about stopping destructive behavior.</w:t>
       </w:r>
     </w:p>
     <w:p>
+      <w:pPr>
+        <w:pStyle w:val="BodyText"/>
+      </w:pPr>
       <w:r>
         <w:t xml:space="preserve">- False (correct)</w:t>
       </w:r>
@@ -296,18 +390,24 @@
     </w:p>
     <w:p>
       <w:pPr>
-        <w:pStyle w:val="Heading2"/>
-      </w:pPr>
-      <w:r>
-        <w:t xml:space="preserve">Step 13: Complete</w:t>
-      </w:r>
-    </w:p>
-    <w:p>
+        <w:pStyle w:val="Heading1"/>
+      </w:pPr>
+      <w:r>
+        <w:t xml:space="preserve">STEP 13: COMPLETE</w:t>
+      </w:r>
+    </w:p>
+    <w:p>
+      <w:pPr>
+        <w:pStyle w:val="FirstParagraph"/>
+      </w:pPr>
       <w:r>
         <w:t xml:space="preserve">Message: You ended the chapter with a practical picture of renewal.</w:t>
       </w:r>
     </w:p>
     <w:p>
+      <w:pPr>
+        <w:pStyle w:val="BodyText"/>
+      </w:pPr>
       <w:r>
         <w:t xml:space="preserve">Steady rhythms make healthy identity more believable. Carry this lesson gently but seriously. You do not need to master everything today, but you do need to keep moving with honesty. One lesson becomes powerful when it is practiced after the screen is closed. Let the next step be simple, visible, and true.</w:t>
       </w:r>
@@ -321,40 +421,101 @@
 </file>
 
 <file path=word/styles.xml><?xml version="1.0" encoding="utf-8"?>
-<w:styles xmlns:w="http://schemas.openxmlformats.org/wordprocessingml/2006/main">
-  <w:style w:type="paragraph" w:default="1" w:styleId="Normal">
+<w:styles xmlns:r="http://schemas.openxmlformats.org/officeDocument/2006/relationships" xmlns:w="http://schemas.openxmlformats.org/wordprocessingml/2006/main">
+  <w:docDefaults>
+    <w:rPrDefault>
+      <w:rPr>
+        <w:rFonts w:asciiTheme="minorHAnsi" w:cstheme="minorBidi" w:eastAsiaTheme="minorHAnsi" w:hAnsiTheme="minorHAnsi"/>
+        <w:sz w:val="24"/>
+        <w:szCs w:val="24"/>
+        <w:lang w:bidi="ar-SA" w:eastAsia="en-US" w:val="en-US"/>
+      </w:rPr>
+    </w:rPrDefault>
+    <w:pPrDefault>
+      <w:pPr>
+        <w:spacing w:after="200"/>
+      </w:pPr>
+    </w:pPrDefault>
+  </w:docDefaults>
+  <w:latentStyles w:count="276" w:defLockedState="0" w:defQFormat="0" w:defSemiHidden="0" w:defUIPriority="0" w:defUnhideWhenUsed="0"/>
+  <w:style w:default="1" w:styleId="Normal" w:type="paragraph">
     <w:name w:val="Normal"/>
     <w:qFormat/>
-    <w:rPr>
-      <w:rFonts w:ascii="Arial" w:hAnsi="Arial"/>
-      <w:sz w:val="22"/>
-    </w:rPr>
-  </w:style>
-  <w:style w:type="paragraph" w:styleId="Title">
-    <w:name w:val="Title"/>
+  </w:style>
+  <w:style w:styleId="BodyText" w:type="paragraph">
+    <w:name w:val="Body Text"/>
     <w:basedOn w:val="Normal"/>
     <w:qFormat/>
-    <w:rPr>
-      <w:b/>
-      <w:sz w:val="32"/>
-    </w:rPr>
-  </w:style>
-  <w:style w:type="paragraph" w:styleId="Heading1">
+    <w:pPr>
+      <w:spacing w:after="180" w:before="180"/>
+    </w:pPr>
+  </w:style>
+  <w:style w:customStyle="1" w:styleId="FirstParagraph" w:type="paragraph">
+    <w:name w:val="First Paragraph"/>
+    <w:basedOn w:val="BodyText"/>
+    <w:next w:val="BodyText"/>
+    <w:qFormat/>
+  </w:style>
+  <w:style w:customStyle="1" w:styleId="Compact" w:type="paragraph">
+    <w:name w:val="Compact"/>
+    <w:basedOn w:val="BodyText"/>
+    <w:qFormat/>
+    <w:pPr>
+      <w:spacing w:after="36" w:before="36"/>
+    </w:pPr>
+  </w:style>
+  <w:style w:styleId="Heading1" w:type="paragraph">
     <w:name w:val="heading 1"/>
     <w:basedOn w:val="Normal"/>
-    <w:qFormat/>
+    <w:next w:val="BodyText"/>
+    <w:qFormat/>
+    <w:pPr>
+      <w:keepNext/>
+      <w:keepLines/>
+      <w:spacing w:after="80" w:before="360"/>
+      <w:outlineLvl w:val="0"/>
+    </w:pPr>
     <w:rPr>
-      <w:b/>
-      <w:sz w:val="28"/>
+      <w:rFonts w:asciiTheme="majorHAnsi" w:cstheme="majorBidi" w:eastAsiaTheme="majorEastAsia" w:hAnsiTheme="majorHAnsi"/>
+      <w:color w:themeColor="accent1" w:themeShade="BF" w:val="0F4761"/>
+      <w:sz w:val="40"/>
+      <w:szCs w:val="40"/>
     </w:rPr>
   </w:style>
-  <w:style w:type="paragraph" w:styleId="Heading2">
+  <w:style w:styleId="Heading2" w:type="paragraph">
     <w:name w:val="heading 2"/>
     <w:basedOn w:val="Normal"/>
-    <w:qFormat/>
+    <w:next w:val="BodyText"/>
+    <w:qFormat/>
+    <w:pPr>
+      <w:keepNext/>
+      <w:keepLines/>
+      <w:spacing w:after="80" w:before="160"/>
+      <w:outlineLvl w:val="1"/>
+    </w:pPr>
     <w:rPr>
-      <w:b/>
-      <w:sz w:val="24"/>
+      <w:rFonts w:asciiTheme="majorHAnsi" w:cstheme="majorBidi" w:eastAsiaTheme="majorEastAsia" w:hAnsiTheme="majorHAnsi"/>
+      <w:color w:themeColor="accent1" w:themeShade="BF" w:val="0F4761"/>
+      <w:sz w:val="32"/>
+      <w:szCs w:val="32"/>
+    </w:rPr>
+  </w:style>
+  <w:style w:styleId="Heading3" w:type="paragraph">
+    <w:name w:val="heading 3"/>
+    <w:basedOn w:val="Normal"/>
+    <w:next w:val="BodyText"/>
+    <w:qFormat/>
+    <w:pPr>
+      <w:keepNext/>
+      <w:keepLines/>
+      <w:spacing w:after="80" w:before="160"/>
+      <w:outlineLvl w:val="2"/>
+    </w:pPr>
+    <w:rPr>
+      <w:rFonts w:cstheme="majorBidi" w:eastAsiaTheme="majorEastAsia"/>
+      <w:color w:themeColor="accent1" w:themeShade="BF" w:val="0F4761"/>
+      <w:sz w:val="28"/>
+      <w:szCs w:val="28"/>
     </w:rPr>
   </w:style>
 </w:styles>
